--- a/开题报告02_材料问答中的选择性拒答_2026-10-18.docx
+++ b/开题报告02_材料问答中的选择性拒答_2026-10-18.docx
@@ -630,7 +630,7 @@
           <w:color w:val="1A1A1A"/>
           <w:sz w:val="21"/>
         </w:rPr>
-        <w:t>：AbstentionBench 等工作把弃答原因分类（信息缺失、虚假前提等），并给出评测协议 [2]。</w:t>
+        <w:t>：AbstentionBench 把弃答原因分类（信息缺失、虚假前提等），并给出评测协议 [9]。</w:t>
       </w:r>
     </w:p>
     <w:p>
@@ -990,7 +990,7 @@
           <w:color w:val="1A1A1A"/>
           <w:sz w:val="21"/>
         </w:rPr>
-        <w:t>关键问题一：「可答」如何定义。</w:t>
+        <w:t>关键问题一：「模型答错」如何定义。</w:t>
       </w:r>
       <w:r>
         <w:rPr>
@@ -999,7 +999,7 @@
           <w:color w:val="1A1A1A"/>
           <w:sz w:val="21"/>
         </w:rPr>
-        <w:t xml:space="preserve"> 本课题不采用人工主观判断，而是用可复核的规则：若该成分在数据源中存在至少 k 条一致记录，且不存在条件冲突，则标为可答；否则标为不可答。k 与一致性阈值在数据审计阶段确定。</w:t>
+        <w:t xml:space="preserve"> 本课题不用「可答性规则」作为主标签，而用「模型实际答对/答错」：在 Elpasolite 的约 10⁴ DFT 真值子集上，模型答案与真值的差异超过阈值即判错。可答性规则（覆盖率 + 冲突度）降为辅助标签，用于检验「外部信号能否预测模型错误」，而不是用它定义标签再用它预测——后者会构成循环论证。</w:t>
       </w:r>
     </w:p>
     <w:p>
@@ -1886,7 +1886,7 @@
                 <w:color w:val="1A1A1A"/>
                 <w:sz w:val="18"/>
               </w:rPr>
-              <w:t>约 200 万成分</w:t>
+              <w:t>2×10⁶ 化学空间（ML 预测，MAE≈0.1 eV/atom）；约 10⁴ DFT 真值</w:t>
             </w:r>
           </w:p>
         </w:tc>
@@ -1906,7 +1906,7 @@
                 <w:color w:val="1A1A1A"/>
                 <w:sz w:val="18"/>
               </w:rPr>
-              <w:t>闭集问答，真值完整</w:t>
+              <w:t>闭集问答只用 DFT 子集</w:t>
             </w:r>
           </w:p>
         </w:tc>
@@ -4215,6 +4215,21 @@
     </w:p>
     <w:p>
       <w:pPr>
+        <w:spacing w:after="80"/>
+        <w:ind w:firstLine="420"/>
+      </w:pPr>
+      <w:r>
+        <w:rPr>
+          <w:rFonts w:ascii="Times New Roman" w:hAnsi="Times New Roman" w:eastAsia="宋体"/>
+          <w:b w:val="0"/>
+          <w:color w:val="1A1A1A"/>
+          <w:sz w:val="21"/>
+        </w:rPr>
+        <w:t>[9] Kirichenko P, Ibrahim M, Chaudhuri K, Bell S J. AbstentionBench: Reasoning LLMs Fail on Unanswerable Questions. NeurIPS 2025. arXiv:2506.09038</w:t>
+      </w:r>
+    </w:p>
+    <w:p>
+      <w:pPr>
         <w:spacing w:before="320" w:after="120"/>
       </w:pPr>
       <w:r>
@@ -4248,7 +4263,7 @@
           <w:color w:val="1A1A1A"/>
           <w:sz w:val="21"/>
         </w:rPr>
-        <w:t xml:space="preserve"> 检索覆盖「abstention materials LLM」「selective prediction materials」「uncertainty refusal materials」「risk-coverage materials」四组关键词。通用领域的弃答研究已核实存在：置信度驱动弃答的因果证据 [1]、学习弃答与选择器的对比 [2]、AbstentionBench 等基准 [2]。</w:t>
+        <w:t xml:space="preserve"> 检索覆盖「abstention materials LLM」「selective prediction materials」「uncertainty refusal materials」「risk-coverage materials」四组关键词。通用领域的弃答研究已核实存在：置信度驱动弃答的因果证据 [1]、学习弃答与选择器的对比 [2]、AbstentionBench 基准 [9]。</w:t>
       </w:r>
     </w:p>
     <w:p>

--- a/开题报告02_材料问答中的选择性拒答_2026-10-18.docx
+++ b/开题报告02_材料问答中的选择性拒答_2026-10-18.docx
@@ -913,7 +913,25 @@
           <w:color w:val="1A1A1A"/>
           <w:sz w:val="21"/>
         </w:rPr>
-        <w:t xml:space="preserve"> 从 Elpasolite 与 Materials Project 构造问答集，每题标注「是否可答」与「标准答案」。可答性按数据覆盖与答案唯一性判定，而不是人工主观标注。</w:t>
+        <w:t xml:space="preserve"> 从 Elpasolite 的 DFT 子集与 Materials Project 构造问答集，每题给出标准答案，并记录模型实际答对/答错。</w:t>
+      </w:r>
+      <w:r>
+        <w:rPr>
+          <w:rFonts w:ascii="Times New Roman" w:hAnsi="Times New Roman" w:eastAsia="宋体"/>
+          <w:b/>
+          <w:color w:val="1A1A1A"/>
+          <w:sz w:val="21"/>
+        </w:rPr>
+        <w:t>主标签是「模型是否答错」</w:t>
+      </w:r>
+      <w:r>
+        <w:rPr>
+          <w:rFonts w:ascii="Times New Roman" w:hAnsi="Times New Roman" w:eastAsia="宋体"/>
+          <w:b w:val="0"/>
+          <w:color w:val="1A1A1A"/>
+          <w:sz w:val="21"/>
+        </w:rPr>
+        <w:t>；数据覆盖率、条件冲突度、外推距离作为辅助元数据，用于检验「外部信号能否预测错误」，而不是用来定义标签（否则构成循环论证，见 §3.3）。</w:t>
       </w:r>
     </w:p>
     <w:p>
@@ -1437,7 +1455,7 @@
           <w:color w:val="1A1A1A"/>
           <w:sz w:val="21"/>
         </w:rPr>
-        <w:t>：通用方法用模型自报置信度或 logit [1, 2]；CGA 以三个外部可计算信号为主，不依赖模型内部，因此对闭源模型同样适用，也可以被第三方复算。f₄ 作为可选补充，用于检验「内部校准 + 外部信号」是否优于单用外部信号。</w:t>
+        <w:t>：通用方法用模型自报置信度或 logit [1, 2]；CGA 以三个外部可计算信号（覆盖率、冲突度、外推距离）为主，外加一个可选的内部校准特征 f₄，不依赖模型内部，因此对闭源模型同样适用，也可以被第三方复算。f₄ 作为可选补充，用于检验「内部校准 + 外部信号」是否优于单用外部信号。</w:t>
       </w:r>
     </w:p>
     <w:p>
@@ -1773,7 +1791,7 @@
           <w:color w:val="1A1A1A"/>
           <w:sz w:val="21"/>
         </w:rPr>
-        <w:t>拒答只说「数据不足」不够。使用者会问：你查了什么？它们为什么冲突？这条溯源是原报告 07 的内容，现并入本节，作为拒答的可解释模块。</w:t>
+        <w:t>拒答只说「数据不足」不够。使用者会问：你查了什么？它们为什么冲突？这条溯源原为独立方向「知识溯源」，现并入本节，作为拒答的可解释模块。</w:t>
       </w:r>
     </w:p>
     <w:p>
@@ -2921,6 +2939,110 @@
     </w:p>
     <w:p>
       <w:pPr>
+        <w:spacing w:before="200" w:after="80"/>
+      </w:pPr>
+      <w:r>
+        <w:rPr>
+          <w:rFonts w:ascii="Times New Roman" w:hAnsi="Times New Roman" w:eastAsia="黑体"/>
+          <w:b/>
+          <w:color w:val="1B3A52"/>
+          <w:sz w:val="23"/>
+        </w:rPr>
+        <w:t>5.6 真实实验验证（不具备，明确排除）</w:t>
+      </w:r>
+    </w:p>
+    <w:p>
+      <w:pPr>
+        <w:spacing w:after="80"/>
+        <w:ind w:firstLine="420"/>
+      </w:pPr>
+      <w:r>
+        <w:rPr>
+          <w:rFonts w:ascii="Times New Roman" w:hAnsi="Times New Roman" w:eastAsia="宋体"/>
+          <w:b w:val="0"/>
+          <w:color w:val="1A1A1A"/>
+          <w:sz w:val="21"/>
+        </w:rPr>
+        <w:t>本课题是问答可靠性研究，评测对象是「模型是否该答」，</w:t>
+      </w:r>
+      <w:r>
+        <w:rPr>
+          <w:rFonts w:ascii="Times New Roman" w:hAnsi="Times New Roman" w:eastAsia="宋体"/>
+          <w:b/>
+          <w:color w:val="1A1A1A"/>
+          <w:sz w:val="21"/>
+        </w:rPr>
+        <w:t>与材料合成实验无直接对应关系</w:t>
+      </w:r>
+      <w:r>
+        <w:rPr>
+          <w:rFonts w:ascii="Times New Roman" w:hAnsi="Times New Roman" w:eastAsia="宋体"/>
+          <w:b w:val="0"/>
+          <w:color w:val="1A1A1A"/>
+          <w:sz w:val="21"/>
+        </w:rPr>
+        <w:t>：拒答是否恰当，取决于答案是否有据可查，而不取决于某个候选能否被制备出来。因此本课题不安排真实材料实验，这不是资源限制下的妥协，而是问题性质决定的。</w:t>
+      </w:r>
+    </w:p>
+    <w:p>
+      <w:pPr>
+        <w:spacing w:after="80"/>
+        <w:ind w:firstLine="420"/>
+      </w:pPr>
+      <w:r>
+        <w:rPr>
+          <w:rFonts w:ascii="Times New Roman" w:hAnsi="Times New Roman" w:eastAsia="宋体"/>
+          <w:b w:val="0"/>
+          <w:color w:val="1A1A1A"/>
+          <w:sz w:val="21"/>
+        </w:rPr>
+        <w:t>若审阅者要求「落地证据」，可替代为</w:t>
+      </w:r>
+      <w:r>
+        <w:rPr>
+          <w:rFonts w:ascii="Times New Roman" w:hAnsi="Times New Roman" w:eastAsia="宋体"/>
+          <w:b/>
+          <w:color w:val="1A1A1A"/>
+          <w:sz w:val="21"/>
+        </w:rPr>
+        <w:t>领域专家标注</w:t>
+      </w:r>
+      <w:r>
+        <w:rPr>
+          <w:rFonts w:ascii="Times New Roman" w:hAnsi="Times New Roman" w:eastAsia="宋体"/>
+          <w:b w:val="0"/>
+          <w:color w:val="1A1A1A"/>
+          <w:sz w:val="21"/>
+        </w:rPr>
+        <w:t>：请 1—2 名材料方向研究者对 100 条弃答样本独立判断「此处是否确实应当弃答」，报告标注者间一致率（Cohen's κ）。这比一次合成实验更贴合本课题的构念效度，成本也低得多。</w:t>
+      </w:r>
+    </w:p>
+    <w:p>
+      <w:pPr>
+        <w:spacing w:after="80"/>
+        <w:ind w:firstLine="420"/>
+      </w:pPr>
+      <w:r>
+        <w:rPr>
+          <w:rFonts w:ascii="Times New Roman" w:hAnsi="Times New Roman" w:eastAsia="宋体"/>
+          <w:b/>
+          <w:color w:val="1A1A1A"/>
+          <w:sz w:val="21"/>
+        </w:rPr>
+        <w:t>须在局限性中写明</w:t>
+      </w:r>
+      <w:r>
+        <w:rPr>
+          <w:rFonts w:ascii="Times New Roman" w:hAnsi="Times New Roman" w:eastAsia="宋体"/>
+          <w:b w:val="0"/>
+          <w:color w:val="1A1A1A"/>
+          <w:sz w:val="21"/>
+        </w:rPr>
+        <w:t>：本课题的全部结论来自离线问答集与专家标注，不含任何合成或表征环节；「弃答判据在真实科研工作流中是否被采纳」不在本文验证范围内。</w:t>
+      </w:r>
+    </w:p>
+    <w:p>
+      <w:pPr>
         <w:spacing w:before="320" w:after="120"/>
       </w:pPr>
       <w:r>
@@ -3002,7 +3124,25 @@
           <w:color w:val="1A1A1A"/>
           <w:sz w:val="21"/>
         </w:rPr>
-        <w:t xml:space="preserve"> 现有材料基准评答案准确率或物理一致性 [3, 4]，不评「该不该答」。本课题用可复核规则标注可答性，避免主观判断。</w:t>
+        <w:t xml:space="preserve"> 现有材料基准评答案准确率或物理一致性 [3, 4]，不评「该不该答」。本课题以</w:t>
+      </w:r>
+      <w:r>
+        <w:rPr>
+          <w:rFonts w:ascii="Times New Roman" w:hAnsi="Times New Roman" w:eastAsia="宋体"/>
+          <w:b/>
+          <w:color w:val="1A1A1A"/>
+          <w:sz w:val="21"/>
+        </w:rPr>
+        <w:t>模型实际答错</w:t>
+      </w:r>
+      <w:r>
+        <w:rPr>
+          <w:rFonts w:ascii="Times New Roman" w:hAnsi="Times New Roman" w:eastAsia="宋体"/>
+          <w:b w:val="0"/>
+          <w:color w:val="1A1A1A"/>
+          <w:sz w:val="21"/>
+        </w:rPr>
+        <w:t>为主标签构造弃答评测，规则只用于生成辅助特征——这样既避免主观标注，也避免「用规则定义标签再用规则评价模型」的循环。</w:t>
       </w:r>
     </w:p>
     <w:p>
@@ -3848,7 +3988,25 @@
           <w:color w:val="1A1A1A"/>
           <w:sz w:val="21"/>
         </w:rPr>
-        <w:t xml:space="preserve"> Elpasolite 真值完整，可精确判断答案对错；Materials Project 提供 API。</w:t>
+        <w:t xml:space="preserve"> Elpasolite 的 2×10⁶ 成分中约 10⁴ 个有 DFT 真值（Faber 等 [10]），闭集问答与「答对/答错」判定只在这个 DFT 子集上进行；其余 2×10⁶ 为 ML 预测值（MAE≈0.1 eV/atom），</w:t>
+      </w:r>
+      <w:r>
+        <w:rPr>
+          <w:rFonts w:ascii="Times New Roman" w:hAnsi="Times New Roman" w:eastAsia="宋体"/>
+          <w:b/>
+          <w:color w:val="1A1A1A"/>
+          <w:sz w:val="21"/>
+        </w:rPr>
+        <w:t>不作为精确真值使用</w:t>
+      </w:r>
+      <w:r>
+        <w:rPr>
+          <w:rFonts w:ascii="Times New Roman" w:hAnsi="Times New Roman" w:eastAsia="宋体"/>
+          <w:b w:val="0"/>
+          <w:color w:val="1A1A1A"/>
+          <w:sz w:val="21"/>
+        </w:rPr>
+        <w:t>。Materials Project 提供 API。</w:t>
       </w:r>
     </w:p>
     <w:p>
@@ -4573,6 +4731,21 @@
     </w:p>
     <w:p>
       <w:pPr>
+        <w:spacing w:after="80"/>
+        <w:ind w:firstLine="420"/>
+      </w:pPr>
+      <w:r>
+        <w:rPr>
+          <w:rFonts w:ascii="Times New Roman" w:hAnsi="Times New Roman" w:eastAsia="宋体"/>
+          <w:b w:val="0"/>
+          <w:color w:val="1A1A1A"/>
+          <w:sz w:val="21"/>
+        </w:rPr>
+        <w:t>[10] Faber F A, Lindmaa A, von Lilienfeld O A, Armiento R. Machine Learning Energies of 2 M Elpasolite (ABC₂D₆) Crystals. Physical Review Letters, 2016, 117: 135502. arXiv:1508.05315. （Elpasolite 数据集来源（2×10⁶ ML 预测成分 + 约 10⁴ DFT 真值））</w:t>
+      </w:r>
+    </w:p>
+    <w:p>
+      <w:pPr>
         <w:spacing w:before="320" w:after="120"/>
       </w:pPr>
       <w:r>
@@ -4675,7 +4848,7 @@
           <w:color w:val="1A1A1A"/>
           <w:sz w:val="21"/>
         </w:rPr>
-        <w:t>2. 本方向与报告 01（知识冲突）相邻，必须在论文中明确区分：01 处理「有冲突时怎么答」，本课题处理「数据不足时答不答」。</w:t>
+        <w:t>2. 本方向与报告 01（知识冲突）相邻，必须在论文中明确区分：01 处理「有冲突时怎么答」，本课题（02）处理「数据不足时答不答」。</w:t>
       </w:r>
     </w:p>
     <w:p>
@@ -4690,7 +4863,25 @@
           <w:color w:val="1A1A1A"/>
           <w:sz w:val="21"/>
         </w:rPr>
-        <w:t>3. 可答性标注是本方向的方法学软肋：它用规则定义「可答」，再用规则评价模型，存在循环风险。缓解方式是人工抽检 + 公开规则 + 报告抽检一致率。</w:t>
+        <w:t xml:space="preserve">3. </w:t>
+      </w:r>
+      <w:r>
+        <w:rPr>
+          <w:rFonts w:ascii="Times New Roman" w:hAnsi="Times New Roman" w:eastAsia="宋体"/>
+          <w:b/>
+          <w:color w:val="1A1A1A"/>
+          <w:sz w:val="21"/>
+        </w:rPr>
+        <w:t>早期版本用规则定义「可答」、再用该规则评价模型，构成循环论证；本版已改为以「模型实际答错」为主标签</w:t>
+      </w:r>
+      <w:r>
+        <w:rPr>
+          <w:rFonts w:ascii="Times New Roman" w:hAnsi="Times New Roman" w:eastAsia="宋体"/>
+          <w:b w:val="0"/>
+          <w:color w:val="1A1A1A"/>
+          <w:sz w:val="21"/>
+        </w:rPr>
+        <w:t>（§3.2、§3.3、§6），规则只作辅助特征。剩余风险是 DFT 子集只有约 10⁴ 条，样本量对风险—覆盖曲线的低错误率区段可能不足，需在第 3—4 月检查置信区间宽度。</w:t>
       </w:r>
     </w:p>
     <w:p>
@@ -4734,7 +4925,7 @@
         <w:color w:val="808080"/>
         <w:sz w:val="16"/>
       </w:rPr>
-      <w:t>2026 年 10 月 17 日</w:t>
+      <w:t>2026 年 10 月 18 日</w:t>
     </w:r>
   </w:p>
 </w:ftr>
